--- a/毕设/4、毕设 2023-7-2.docx
+++ b/毕设/4、毕设 2023-7-2.docx
@@ -177,7 +177,7 @@
                   <w:rPr>
                     <w:rFonts w:hint="eastAsia"/>
                   </w:rPr>
-                  <w:t>XXX系统的设计与实现</w:t>
+                  <w:t>基于ZNS SSD的数据访问特征分析与性能优化</w:t>
                 </w:r>
               </w:sdtContent>
             </w:sdt>
@@ -6439,150 +6439,264 @@
       </w:pPr>
       <w:r>
         <w:rPr>
+          <w:rFonts w:hint="eastAsia"/>
           <w:lang w:eastAsia="zh-Hans"/>
         </w:rPr>
+        <w:t>Zoned Namespace SSD</w:t>
+      </w:r>
+      <w:r>
+        <w:rPr>
+          <w:rFonts w:hint="eastAsia"/>
+          <w:lang w:eastAsia="zh-Hans"/>
+        </w:rPr>
+        <w:t>（</w:t>
+      </w:r>
+      <w:r>
+        <w:rPr>
+          <w:rFonts w:hint="eastAsia"/>
+          <w:lang w:eastAsia="zh-Hans"/>
+        </w:rPr>
         <w:t>ZNS SSD</w:t>
       </w:r>
       <w:r>
         <w:rPr>
+          <w:rFonts w:hint="eastAsia"/>
           <w:lang w:eastAsia="zh-Hans"/>
         </w:rPr>
-        <w:t>作为新兴的存储技术，其设计理念在于通过区域化管理数据，</w:t>
-      </w:r>
-      <w:r>
-        <w:rPr>
+        <w:t>）技术是为了应对传统</w:t>
+      </w:r>
+      <w:r>
+        <w:rPr>
+          <w:rFonts w:hint="eastAsia"/>
           <w:lang w:eastAsia="zh-Hans"/>
         </w:rPr>
-        <w:t>定义区域容量、活动区域限制和区域追加命令等新概念</w:t>
+        <w:t>SSD</w:t>
       </w:r>
       <w:r>
         <w:rPr>
           <w:rFonts w:hint="eastAsia"/>
           <w:lang w:eastAsia="zh-Hans"/>
         </w:rPr>
-        <w:t>，</w:t>
-      </w:r>
-      <w:r>
-        <w:rPr>
+        <w:t>中存在的写放大问题而设计的一种新型存储架构。与传统</w:t>
+      </w:r>
+      <w:r>
+        <w:rPr>
+          <w:rFonts w:hint="eastAsia"/>
           <w:lang w:eastAsia="zh-Hans"/>
         </w:rPr>
-        <w:t>并</w:t>
+        <w:t>SSD</w:t>
       </w:r>
       <w:r>
         <w:rPr>
           <w:rFonts w:hint="eastAsia"/>
           <w:lang w:eastAsia="zh-Hans"/>
         </w:rPr>
-        <w:t>向主机暴露更多的存储器内部信息</w:t>
+        <w:t>采用的均匀空间管理策略不同，</w:t>
       </w:r>
       <w:r>
         <w:rPr>
           <w:rFonts w:hint="eastAsia"/>
           <w:lang w:eastAsia="zh-Hans"/>
         </w:rPr>
-        <w:t>。这些设计</w:t>
-      </w:r>
-      <w:r>
-        <w:rPr>
+        <w:t>ZNS SSD</w:t>
+      </w:r>
+      <w:r>
+        <w:rPr>
+          <w:rFonts w:hint="eastAsia"/>
           <w:lang w:eastAsia="zh-Hans"/>
         </w:rPr>
-        <w:t>直接减少写放大现象，</w:t>
-      </w:r>
-      <w:r>
-        <w:rPr>
+        <w:t>引入了分区（或</w:t>
+      </w:r>
+      <w:r>
+        <w:rPr>
+          <w:rFonts w:hint="eastAsia"/>
           <w:lang w:eastAsia="zh-Hans"/>
         </w:rPr>
-        <w:t>优化了数据管理</w:t>
+        <w:t>"</w:t>
       </w:r>
       <w:r>
         <w:rPr>
           <w:rFonts w:hint="eastAsia"/>
           <w:lang w:eastAsia="zh-Hans"/>
         </w:rPr>
-        <w:t>粒度，</w:t>
-      </w:r>
-      <w:r>
-        <w:rPr>
+        <w:t>区域</w:t>
+      </w:r>
+      <w:r>
+        <w:rPr>
+          <w:rFonts w:hint="eastAsia"/>
           <w:lang w:eastAsia="zh-Hans"/>
         </w:rPr>
-        <w:t>提高</w:t>
-      </w:r>
-      <w:r>
-        <w:rPr>
+        <w:t>"</w:t>
+      </w:r>
+      <w:r>
+        <w:rPr>
+          <w:rFonts w:hint="eastAsia"/>
           <w:lang w:eastAsia="zh-Hans"/>
         </w:rPr>
-        <w:t>SSD</w:t>
-      </w:r>
-      <w:r>
-        <w:rPr>
+        <w:t>）的概念，将存储空间划分为若干独立的、非重叠的区域，每个区域内的写入操作必须是顺序的。这种设计显著减少了因随机写</w:t>
+      </w:r>
+      <w:r>
+        <w:rPr>
+          <w:rFonts w:hint="eastAsia"/>
           <w:lang w:eastAsia="zh-Hans"/>
         </w:rPr>
-        <w:t>性能和寿命</w:t>
-      </w:r>
-      <w:r>
-        <w:rPr>
-          <w:rFonts w:hint="eastAsia"/>
-          <w:lang w:eastAsia="zh-Hans"/>
-        </w:rPr>
-        <w:t>。如今，</w:t>
-      </w:r>
-      <w:r>
-        <w:rPr>
-          <w:rFonts w:hint="eastAsia"/>
-        </w:rPr>
-        <w:t>经过</w:t>
-      </w:r>
-      <w:r>
-        <w:rPr>
-          <w:rFonts w:hint="eastAsia"/>
-        </w:rPr>
-        <w:t>S</w:t>
-      </w:r>
-      <w:r>
-        <w:rPr>
-          <w:lang w:eastAsia="zh-Hans"/>
-        </w:rPr>
-        <w:t>SD</w:t>
-      </w:r>
-      <w:r>
-        <w:rPr>
-          <w:lang w:eastAsia="zh-Hans"/>
-        </w:rPr>
-        <w:t>制造商、软件开发者和标准化机构之间的合作努力</w:t>
-      </w:r>
-      <w:r>
-        <w:rPr>
-          <w:rFonts w:hint="eastAsia"/>
-          <w:lang w:eastAsia="zh-Hans"/>
-        </w:rPr>
-        <w:t>，</w:t>
-      </w:r>
-      <w:r>
-        <w:rPr>
-          <w:rFonts w:hint="eastAsia"/>
-          <w:lang w:eastAsia="zh-Hans"/>
-        </w:rPr>
         <w:lastRenderedPageBreak/>
-        <w:t>Z</w:t>
-      </w:r>
-      <w:r>
-        <w:rPr>
-          <w:lang w:eastAsia="zh-Hans"/>
-        </w:rPr>
-        <w:t>NS SSD</w:t>
-      </w:r>
-      <w:r>
-        <w:rPr>
-          <w:rFonts w:hint="eastAsia"/>
-          <w:lang w:eastAsia="zh-Hans"/>
-        </w:rPr>
-        <w:t>技术已有稳定的硬件标准和基础软件库。</w:t>
+        <w:t>入导致的垃圾回收操作，从而有效降低了写放大现象。</w:t>
       </w:r>
     </w:p>
     <w:p>
       <w:pPr>
         <w:pStyle w:val="affd"/>
         <w:ind w:firstLine="480"/>
+        <w:rPr>
+          <w:lang w:eastAsia="zh-Hans"/>
+        </w:rPr>
+      </w:pPr>
+      <w:r>
+        <w:rPr>
+          <w:lang w:eastAsia="zh-Hans"/>
+        </w:rPr>
+        <w:t>ZNS SSD</w:t>
+      </w:r>
+      <w:r>
+        <w:rPr>
+          <w:lang w:eastAsia="zh-Hans"/>
+        </w:rPr>
+        <w:t>作为新兴的存储技术，其设计理念在于通过区域化管理数据，</w:t>
+      </w:r>
+      <w:r>
+        <w:rPr>
+          <w:lang w:eastAsia="zh-Hans"/>
+        </w:rPr>
+        <w:t>定义区域容量、活动区域限制和区域追加命令等新概念</w:t>
+      </w:r>
+      <w:r>
+        <w:rPr>
+          <w:rFonts w:hint="eastAsia"/>
+          <w:lang w:eastAsia="zh-Hans"/>
+        </w:rPr>
+        <w:t>，</w:t>
+      </w:r>
+      <w:r>
+        <w:rPr>
+          <w:lang w:eastAsia="zh-Hans"/>
+        </w:rPr>
+        <w:t>并</w:t>
+      </w:r>
+      <w:r>
+        <w:rPr>
+          <w:rFonts w:hint="eastAsia"/>
+          <w:lang w:eastAsia="zh-Hans"/>
+        </w:rPr>
+        <w:t>向主机暴露更多的存储器内部信息</w:t>
+      </w:r>
+      <w:r>
+        <w:rPr>
+          <w:rFonts w:hint="eastAsia"/>
+          <w:lang w:eastAsia="zh-Hans"/>
+        </w:rPr>
+        <w:t>。这些设计</w:t>
+      </w:r>
+      <w:r>
+        <w:rPr>
+          <w:lang w:eastAsia="zh-Hans"/>
+        </w:rPr>
+        <w:t>直接减少写放大现象，</w:t>
+      </w:r>
+      <w:r>
+        <w:rPr>
+          <w:lang w:eastAsia="zh-Hans"/>
+        </w:rPr>
+        <w:t>优化了数据管理</w:t>
+      </w:r>
+      <w:r>
+        <w:rPr>
+          <w:rFonts w:hint="eastAsia"/>
+          <w:lang w:eastAsia="zh-Hans"/>
+        </w:rPr>
+        <w:t>粒度，</w:t>
+      </w:r>
+      <w:r>
+        <w:rPr>
+          <w:lang w:eastAsia="zh-Hans"/>
+        </w:rPr>
+        <w:t>提高</w:t>
+      </w:r>
+      <w:r>
+        <w:rPr>
+          <w:lang w:eastAsia="zh-Hans"/>
+        </w:rPr>
+        <w:t>SSD</w:t>
+      </w:r>
+      <w:r>
+        <w:rPr>
+          <w:lang w:eastAsia="zh-Hans"/>
+        </w:rPr>
+        <w:t>性能和寿命</w:t>
+      </w:r>
+      <w:r>
+        <w:rPr>
+          <w:rFonts w:hint="eastAsia"/>
+          <w:lang w:eastAsia="zh-Hans"/>
+        </w:rPr>
+        <w:t>。如今，</w:t>
+      </w:r>
+      <w:r>
+        <w:rPr>
+          <w:rFonts w:hint="eastAsia"/>
+        </w:rPr>
+        <w:t>经过</w:t>
+      </w:r>
+      <w:r>
+        <w:rPr>
+          <w:rFonts w:hint="eastAsia"/>
+        </w:rPr>
+        <w:t>S</w:t>
+      </w:r>
+      <w:r>
+        <w:rPr>
+          <w:lang w:eastAsia="zh-Hans"/>
+        </w:rPr>
+        <w:t>SD</w:t>
+      </w:r>
+      <w:r>
+        <w:rPr>
+          <w:lang w:eastAsia="zh-Hans"/>
+        </w:rPr>
+        <w:t>制造商、软件开发者和标准化机构之间的合作努力</w:t>
+      </w:r>
+      <w:r>
+        <w:rPr>
+          <w:rFonts w:hint="eastAsia"/>
+          <w:lang w:eastAsia="zh-Hans"/>
+        </w:rPr>
+        <w:t>，</w:t>
+      </w:r>
+      <w:r>
+        <w:rPr>
+          <w:rFonts w:hint="eastAsia"/>
+          <w:lang w:eastAsia="zh-Hans"/>
+        </w:rPr>
+        <w:t>Z</w:t>
+      </w:r>
+      <w:r>
+        <w:rPr>
+          <w:lang w:eastAsia="zh-Hans"/>
+        </w:rPr>
+        <w:t>NS SSD</w:t>
+      </w:r>
+      <w:r>
+        <w:rPr>
+          <w:rFonts w:hint="eastAsia"/>
+          <w:lang w:eastAsia="zh-Hans"/>
+        </w:rPr>
+        <w:t>技术已有稳定的硬件标准和基础软件库。</w:t>
+      </w:r>
+    </w:p>
+    <w:p>
+      <w:pPr>
+        <w:pStyle w:val="affd"/>
+        <w:ind w:firstLine="480"/>
       </w:pPr>
       <w:r>
         <w:rPr>
@@ -6869,9 +6983,6 @@
       <w:pPr>
         <w:pStyle w:val="affd"/>
         <w:ind w:firstLine="480"/>
-        <w:rPr>
-          <w:rFonts w:hint="eastAsia"/>
-        </w:rPr>
       </w:pPr>
       <w:r>
         <w:rPr>
@@ -7528,6 +7639,7 @@
         <w:rPr>
           <w:rFonts w:hint="eastAsia"/>
         </w:rPr>
+        <w:lastRenderedPageBreak/>
         <w:t>课题目的与意义</w:t>
       </w:r>
       <w:commentRangeEnd w:id="40"/>
@@ -7642,7 +7754,6 @@
       <w:bookmarkStart w:id="45" w:name="_Toc15876"/>
       <w:commentRangeStart w:id="46"/>
       <w:r>
-        <w:lastRenderedPageBreak/>
         <w:t>国内外研究现状</w:t>
       </w:r>
       <w:bookmarkEnd w:id="41"/>
@@ -9267,13 +9378,21 @@
           <w:rFonts w:cs="Times New Roman" w:hint="eastAsia"/>
           <w:szCs w:val="24"/>
         </w:rPr>
-        <w:t>能够以轻量级，透明的方式检查备份流的所有状态，在不停止</w:t>
+        <w:t>能够以轻</w:t>
       </w:r>
       <w:r>
         <w:rPr>
           <w:rFonts w:cs="Times New Roman" w:hint="eastAsia"/>
           <w:szCs w:val="24"/>
         </w:rPr>
+        <w:lastRenderedPageBreak/>
+        <w:t>量级，透明的方式检查备份流的所有状态，在不停止</w:t>
+      </w:r>
+      <w:r>
+        <w:rPr>
+          <w:rFonts w:cs="Times New Roman" w:hint="eastAsia"/>
+          <w:szCs w:val="24"/>
+        </w:rPr>
         <w:t>NF</w:t>
       </w:r>
       <w:r>
@@ -9354,14 +9473,7 @@
         <w:rPr>
           <w:rFonts w:hint="eastAsia"/>
         </w:rPr>
-        <w:t>。没有单独一种数据分布可以适合所有的数据、</w:t>
-      </w:r>
-      <w:r>
-        <w:rPr>
-          <w:rFonts w:hint="eastAsia"/>
-        </w:rPr>
-        <w:lastRenderedPageBreak/>
-        <w:t>使所有的负载达到最优性能。而万能的存储系统允许以对象为单位选择最合适的数据分布（包括编码、容错和位置等），满足相应的访问模式、可靠性需求和成本目标。</w:t>
+        <w:t>。没有单独一种数据分布可以适合所有的数据、使所有的负载达到最优性能。而万能的存储系统允许以对象为单位选择最合适的数据分布（包括编码、容错和位置等），满足相应的访问模式、可靠性需求和成本目标。</w:t>
       </w:r>
       <w:r>
         <w:rPr>
@@ -9670,6 +9782,7 @@
           <w:rFonts w:cs="Times New Roman" w:hint="eastAsia"/>
           <w:szCs w:val="24"/>
         </w:rPr>
+        <w:lastRenderedPageBreak/>
         <w:t>第二章首先介绍几种存储技术、特别是存储区域网（</w:t>
       </w:r>
       <w:r>
@@ -9745,15 +9858,7 @@
           <w:rFonts w:cs="Times New Roman" w:hint="eastAsia"/>
           <w:szCs w:val="24"/>
         </w:rPr>
-        <w:t>第三章以磁盘阵列作为研究对象，描述了属性控制的数据放置策略。我们建</w:t>
-      </w:r>
-      <w:r>
-        <w:rPr>
-          <w:rFonts w:cs="Times New Roman" w:hint="eastAsia"/>
-          <w:szCs w:val="24"/>
-        </w:rPr>
-        <w:lastRenderedPageBreak/>
-        <w:t>立了基于闭环</w:t>
+        <w:t>第三章以磁盘阵列作为研究对象，描述了属性控制的数据放置策略。我们建立了基于闭环</w:t>
       </w:r>
       <w:r>
         <w:rPr>
@@ -11586,10 +11691,10 @@
             <v:path o:extrusionok="f" gradientshapeok="t" o:connecttype="rect"/>
             <o:lock v:ext="edit" aspectratio="t"/>
           </v:shapetype>
-          <v:shape id="_x0000_i1025" type="#_x0000_t75" style="width:317.1pt;height:273.25pt" o:ole="">
+          <v:shape id="_x0000_i1052" type="#_x0000_t75" style="width:317pt;height:273.5pt" o:ole="">
             <v:imagedata r:id="rId22" o:title=""/>
           </v:shape>
-          <o:OLEObject Type="Embed" ProgID="Visio.Drawing.11" ShapeID="_x0000_i1025" DrawAspect="Content" ObjectID="_1775490999" r:id="rId23"/>
+          <o:OLEObject Type="Embed" ProgID="Visio.Drawing.11" ShapeID="_x0000_i1052" DrawAspect="Content" ObjectID="_1775912480" r:id="rId23"/>
         </w:object>
       </w:r>
     </w:p>
@@ -11972,10 +12077,10 @@
       </w:pPr>
       <w:r>
         <w:object w:dxaOrig="6800" w:dyaOrig="5129" w14:anchorId="254FFE8E">
-          <v:shape id="_x0000_i1026" type="#_x0000_t75" style="width:339.7pt;height:256.6pt" o:ole="">
+          <v:shape id="_x0000_i1053" type="#_x0000_t75" style="width:339.5pt;height:256.5pt" o:ole="">
             <v:imagedata r:id="rId24" o:title=""/>
           </v:shape>
-          <o:OLEObject Type="Embed" ProgID="Visio.Drawing.11" ShapeID="_x0000_i1026" DrawAspect="Content" ObjectID="_1775491000" r:id="rId25"/>
+          <o:OLEObject Type="Embed" ProgID="Visio.Drawing.11" ShapeID="_x0000_i1053" DrawAspect="Content" ObjectID="_1775912481" r:id="rId25"/>
         </w:object>
       </w:r>
     </w:p>
@@ -13190,10 +13295,10 @@
       </w:pPr>
       <w:r>
         <w:object w:dxaOrig="7200" w:dyaOrig="4366" w14:anchorId="3303A757">
-          <v:shape id="_x0000_i1027" type="#_x0000_t75" style="width:5in;height:218.3pt" o:ole="">
+          <v:shape id="_x0000_i1054" type="#_x0000_t75" style="width:5in;height:218.5pt" o:ole="">
             <v:imagedata r:id="rId26" o:title=""/>
           </v:shape>
-          <o:OLEObject Type="Embed" ProgID="Word.Picture.8" ShapeID="_x0000_i1027" DrawAspect="Content" ObjectID="_1775491001" r:id="rId27"/>
+          <o:OLEObject Type="Embed" ProgID="Word.Picture.8" ShapeID="_x0000_i1054" DrawAspect="Content" ObjectID="_1775912482" r:id="rId27"/>
         </w:object>
       </w:r>
     </w:p>
@@ -13696,10 +13801,10 @@
       </w:pPr>
       <w:r>
         <w:object w:dxaOrig="7500" w:dyaOrig="4836" w14:anchorId="34B50474">
-          <v:shape id="_x0000_i1028" type="#_x0000_t75" style="width:375.25pt;height:241.4pt" o:ole="">
+          <v:shape id="_x0000_i1055" type="#_x0000_t75" style="width:375.5pt;height:241.5pt" o:ole="">
             <v:imagedata r:id="rId28" o:title=""/>
           </v:shape>
-          <o:OLEObject Type="Embed" ProgID="Visio.Drawing.11" ShapeID="_x0000_i1028" DrawAspect="Content" ObjectID="_1775491002" r:id="rId29"/>
+          <o:OLEObject Type="Embed" ProgID="Visio.Drawing.11" ShapeID="_x0000_i1055" DrawAspect="Content" ObjectID="_1775912483" r:id="rId29"/>
         </w:object>
       </w:r>
     </w:p>
@@ -14089,10 +14194,10 @@
       </w:pPr>
       <w:r>
         <w:object w:dxaOrig="7539" w:dyaOrig="4120" w14:anchorId="0E3D2082">
-          <v:shape id="_x0000_i1029" type="#_x0000_t75" style="width:377.55pt;height:206.3pt" o:ole="">
+          <v:shape id="_x0000_i1056" type="#_x0000_t75" style="width:377.5pt;height:206pt" o:ole="">
             <v:imagedata r:id="rId30" o:title=""/>
           </v:shape>
-          <o:OLEObject Type="Embed" ProgID="Visio.Drawing.11" ShapeID="_x0000_i1029" DrawAspect="Content" ObjectID="_1775491003" r:id="rId31"/>
+          <o:OLEObject Type="Embed" ProgID="Visio.Drawing.11" ShapeID="_x0000_i1056" DrawAspect="Content" ObjectID="_1775912484" r:id="rId31"/>
         </w:object>
       </w:r>
     </w:p>
@@ -16951,10 +17056,10 @@
           <w:position w:val="-6"/>
         </w:rPr>
         <w:object w:dxaOrig="8309" w:dyaOrig="8101" w14:anchorId="06FCF10C">
-          <v:shape id="_x0000_i1030" type="#_x0000_t75" style="width:415.4pt;height:405.25pt" o:ole="">
+          <v:shape id="_x0000_i1057" type="#_x0000_t75" style="width:415.5pt;height:405pt" o:ole="">
             <v:imagedata r:id="rId32" o:title=""/>
           </v:shape>
-          <o:OLEObject Type="Embed" ProgID="Equation.Ribbit" ShapeID="_x0000_i1030" DrawAspect="Content" ObjectID="_1775491004" r:id="rId33"/>
+          <o:OLEObject Type="Embed" ProgID="Equation.Ribbit" ShapeID="_x0000_i1057" DrawAspect="Content" ObjectID="_1775912485" r:id="rId33"/>
         </w:object>
       </w:r>
     </w:p>
@@ -17855,10 +17960,10 @@
           <w:szCs w:val="21"/>
         </w:rPr>
         <w:object w:dxaOrig="4120" w:dyaOrig="5760" w14:anchorId="60E594A3">
-          <v:shape id="_x0000_i1031" type="#_x0000_t75" style="width:206.3pt;height:4in" o:ole="">
+          <v:shape id="_x0000_i1058" type="#_x0000_t75" style="width:206pt;height:4in" o:ole="">
             <v:imagedata r:id="rId34" o:title=""/>
           </v:shape>
-          <o:OLEObject Type="Embed" ProgID="Visio.Drawing.11" ShapeID="_x0000_i1031" DrawAspect="Content" ObjectID="_1775491005" r:id="rId35"/>
+          <o:OLEObject Type="Embed" ProgID="Visio.Drawing.11" ShapeID="_x0000_i1058" DrawAspect="Content" ObjectID="_1775912486" r:id="rId35"/>
         </w:object>
       </w:r>
     </w:p>
@@ -18211,10 +18316,10 @@
           <w:szCs w:val="21"/>
         </w:rPr>
         <w:object w:dxaOrig="6861" w:dyaOrig="7316" w14:anchorId="0187576B">
-          <v:shape id="_x0000_i1032" type="#_x0000_t75" style="width:342.9pt;height:366pt" o:ole="">
+          <v:shape id="_x0000_i1059" type="#_x0000_t75" style="width:343pt;height:366pt" o:ole="">
             <v:imagedata r:id="rId36" o:title=""/>
           </v:shape>
-          <o:OLEObject Type="Embed" ProgID="Visio.Drawing.11" ShapeID="_x0000_i1032" DrawAspect="Content" ObjectID="_1775491006" r:id="rId37"/>
+          <o:OLEObject Type="Embed" ProgID="Visio.Drawing.11" ShapeID="_x0000_i1059" DrawAspect="Content" ObjectID="_1775912487" r:id="rId37"/>
         </w:object>
       </w:r>
     </w:p>
@@ -25403,10 +25508,10 @@
           <w:szCs w:val="21"/>
         </w:rPr>
         <w:object w:dxaOrig="6861" w:dyaOrig="7316" w14:anchorId="5BBB06BF">
-          <v:shape id="_x0000_i1033" type="#_x0000_t75" style="width:342.9pt;height:366pt" o:ole="">
+          <v:shape id="_x0000_i1060" type="#_x0000_t75" style="width:343pt;height:366pt" o:ole="">
             <v:imagedata r:id="rId36" o:title=""/>
           </v:shape>
-          <o:OLEObject Type="Embed" ProgID="Visio.Drawing.11" ShapeID="_x0000_i1033" DrawAspect="Content" ObjectID="_1775491007" r:id="rId48"/>
+          <o:OLEObject Type="Embed" ProgID="Visio.Drawing.11" ShapeID="_x0000_i1060" DrawAspect="Content" ObjectID="_1775912488" r:id="rId48"/>
         </w:object>
       </w:r>
     </w:p>
@@ -35269,6 +35374,7 @@
     <w:rsid w:val="002049C9"/>
     <w:rsid w:val="00246091"/>
     <w:rsid w:val="00285C9E"/>
+    <w:rsid w:val="002C75CF"/>
     <w:rsid w:val="00306EDD"/>
     <w:rsid w:val="003C3A48"/>
     <w:rsid w:val="003D63EA"/>
@@ -36136,6 +36242,10 @@
 </file>
 
 <file path=customXml/item1.xml><?xml version="1.0" encoding="utf-8"?>
+<b:Sources xmlns:b="http://schemas.openxmlformats.org/officeDocument/2006/bibliography" xmlns="http://schemas.openxmlformats.org/officeDocument/2006/bibliography" SelectedStyle="\APASixthEditionOfficeOnline.xsl" StyleName="APA" Version="6"/>
+</file>
+
+<file path=customXml/item2.xml><?xml version="1.0" encoding="utf-8"?>
 <s:customData xmlns="http://www.wps.cn/officeDocument/2013/wpsCustomData" xmlns:s="http://www.wps.cn/officeDocument/2013/wpsCustomData">
   <customSectProps>
     <customSectPr/>
@@ -36160,22 +36270,18 @@
 </s:customData>
 </file>
 
-<file path=customXml/item2.xml><?xml version="1.0" encoding="utf-8"?>
-<b:Sources xmlns:b="http://schemas.openxmlformats.org/officeDocument/2006/bibliography" xmlns="http://schemas.openxmlformats.org/officeDocument/2006/bibliography" SelectedStyle="\APASixthEditionOfficeOnline.xsl" StyleName="APA" Version="6"/>
+<file path=customXml/itemProps1.xml><?xml version="1.0" encoding="utf-8"?>
+<ds:datastoreItem xmlns:ds="http://schemas.openxmlformats.org/officeDocument/2006/customXml" ds:itemID="{53EEA7E4-BAFA-4066-93B6-D8D117BE0AA4}">
+  <ds:schemaRefs>
+    <ds:schemaRef ds:uri="http://schemas.openxmlformats.org/officeDocument/2006/bibliography"/>
+  </ds:schemaRefs>
+</ds:datastoreItem>
 </file>
 
-<file path=customXml/itemProps1.xml><?xml version="1.0" encoding="utf-8"?>
+<file path=customXml/itemProps2.xml><?xml version="1.0" encoding="utf-8"?>
 <ds:datastoreItem xmlns:ds="http://schemas.openxmlformats.org/officeDocument/2006/customXml" ds:itemID="{B1977F7D-205B-4081-913C-38D41E755F92}">
   <ds:schemaRefs>
     <ds:schemaRef ds:uri="http://www.wps.cn/officeDocument/2013/wpsCustomData"/>
   </ds:schemaRefs>
 </ds:datastoreItem>
-</file>
-
-<file path=customXml/itemProps2.xml><?xml version="1.0" encoding="utf-8"?>
-<ds:datastoreItem xmlns:ds="http://schemas.openxmlformats.org/officeDocument/2006/customXml" ds:itemID="{53EEA7E4-BAFA-4066-93B6-D8D117BE0AA4}">
-  <ds:schemaRefs>
-    <ds:schemaRef ds:uri="http://schemas.openxmlformats.org/officeDocument/2006/bibliography"/>
-  </ds:schemaRefs>
-</ds:datastoreItem>
 </file>